--- a/Management_Report.docx
+++ b/Management_Report.docx
@@ -709,7 +709,7 @@
         <w:spacing w:after="80"/>
       </w:pPr>
       <w:r>
-        <w:t xml:space="preserve">Corporate customers contribute roughly 74% of total sales despite likely being a smaller customer segment than Regular customers.</w:t>
+        <w:t xml:space="preserve">Regular (individual) customers contribute roughly 74% of total sales, making the business predominantly B2C rather than bulk/corporate-driven.</w:t>
       </w:r>
     </w:p>
     <w:p>
@@ -804,7 +804,7 @@
         <w:spacing w:after="80"/>
       </w:pPr>
       <w:r>
-        <w:t xml:space="preserve">Revenue is concentrated in a relatively small Corporate customer segment, creating both an opportunity and a retention risk.</w:t>
+        <w:t xml:space="preserve">Revenue is broad-based across the Regular (individual) customer segment rather than concentrated in Corporate accounts, indicating a predominantly B2C business.</w:t>
       </w:r>
     </w:p>
     <w:p>
@@ -899,7 +899,7 @@
         <w:spacing w:after="80"/>
       </w:pPr>
       <w:r>
-        <w:t xml:space="preserve">Introduce dedicated retention efforts for high-value Corporate accounts.</w:t>
+        <w:t xml:space="preserve">Introduce loyalty and retention efforts focused on the core Regular (individual) customer base, while nurturing the smaller Corporate segment for growth.</w:t>
       </w:r>
     </w:p>
     <w:p>
